--- a/기업/영업·마케팅/판매계약서.docx
+++ b/기업/영업·마케팅/판매계약서.docx
@@ -4,7 +4,7 @@
   <w:body>
     <w:p>
       <w:pPr>
-        <w:spacing w:after="50" w:before="0" w:line="312" w:lineRule="auto"/>
+        <w:spacing w:after="64" w:before="0" w:line="312" w:lineRule="auto"/>
         <w:jc w:val="center"/>
       </w:pPr>
       <w:r>
@@ -19,7 +19,7 @@
     </w:p>
     <w:p>
       <w:pPr>
-        <w:spacing w:after="125" w:before="0" w:line="312" w:lineRule="auto"/>
+        <w:spacing w:after="160" w:before="0" w:line="312" w:lineRule="auto"/>
         <w:jc w:val="left"/>
         <w:pBdr>
           <w:bottom w:val="single" w:sz="14" w:space="2" w:color="24384F"/>
@@ -35,7 +35,7 @@
     </w:p>
     <w:p>
       <w:pPr>
-        <w:spacing w:after="100" w:before="0" w:line="312" w:lineRule="auto"/>
+        <w:spacing w:after="128" w:before="0" w:line="312" w:lineRule="auto"/>
         <w:jc w:val="center"/>
       </w:pPr>
       <w:r>
@@ -49,7 +49,7 @@
     </w:p>
     <w:p>
       <w:pPr>
-        <w:spacing w:after="50" w:before="100" w:line="312" w:lineRule="auto"/>
+        <w:spacing w:after="64" w:before="128" w:line="312" w:lineRule="auto"/>
         <w:jc w:val="left"/>
         <w:pBdr>
           <w:bottom w:val="single" w:sz="6" w:space="2" w:color="C9D2DD"/>
@@ -91,7 +91,7 @@
       </w:tblGrid>
       <w:tr>
         <w:trPr>
-          <w:trHeight w:val="568" w:hRule="atLeast"/>
+          <w:trHeight w:val="725" w:hRule="atLeast"/>
         </w:trPr>
         <w:tc>
           <w:tcPr>
@@ -233,7 +233,7 @@
       </w:tr>
       <w:tr>
         <w:trPr>
-          <w:trHeight w:val="568" w:hRule="atLeast"/>
+          <w:trHeight w:val="725" w:hRule="atLeast"/>
         </w:trPr>
         <w:tc>
           <w:tcPr>
@@ -375,7 +375,7 @@
       </w:tr>
       <w:tr>
         <w:trPr>
-          <w:trHeight w:val="568" w:hRule="atLeast"/>
+          <w:trHeight w:val="725" w:hRule="atLeast"/>
         </w:trPr>
         <w:tc>
           <w:tcPr>
@@ -517,7 +517,7 @@
       </w:tr>
       <w:tr>
         <w:trPr>
-          <w:trHeight w:val="568" w:hRule="atLeast"/>
+          <w:trHeight w:val="725" w:hRule="atLeast"/>
         </w:trPr>
         <w:tc>
           <w:tcPr>
@@ -660,7 +660,7 @@
     </w:tbl>
     <w:p>
       <w:pPr>
-        <w:spacing w:after="50" w:before="0" w:line="312" w:lineRule="auto"/>
+        <w:spacing w:after="64" w:before="0" w:line="312" w:lineRule="auto"/>
         <w:jc w:val="left"/>
       </w:pPr>
       <w:r>
@@ -673,7 +673,7 @@
     </w:p>
     <w:p>
       <w:pPr>
-        <w:spacing w:after="50" w:before="100" w:line="312" w:lineRule="auto"/>
+        <w:spacing w:after="64" w:before="128" w:line="312" w:lineRule="auto"/>
         <w:jc w:val="left"/>
         <w:pBdr>
           <w:bottom w:val="single" w:sz="6" w:space="2" w:color="C9D2DD"/>
@@ -716,7 +716,7 @@
       </w:tblGrid>
       <w:tr>
         <w:trPr>
-          <w:trHeight w:val="568" w:hRule="atLeast"/>
+          <w:trHeight w:val="725" w:hRule="atLeast"/>
         </w:trPr>
         <w:tc>
           <w:tcPr>
@@ -895,7 +895,7 @@
       </w:tr>
       <w:tr>
         <w:trPr>
-          <w:trHeight w:val="568" w:hRule="atLeast"/>
+          <w:trHeight w:val="725" w:hRule="atLeast"/>
         </w:trPr>
         <w:tc>
           <w:tcPr>
@@ -911,7 +911,7 @@
           <w:p>
             <w:pPr>
               <w:spacing w:after="0" w:line="312" w:lineRule="auto"/>
-              <w:jc w:val="left"/>
+              <w:jc w:val="center"/>
             </w:pPr>
             <w:r/>
             <w:r>
@@ -937,7 +937,7 @@
           <w:p>
             <w:pPr>
               <w:spacing w:after="0" w:line="312" w:lineRule="auto"/>
-              <w:jc w:val="left"/>
+              <w:jc w:val="center"/>
             </w:pPr>
             <w:r/>
             <w:r>
@@ -963,7 +963,7 @@
           <w:p>
             <w:pPr>
               <w:spacing w:after="0" w:line="312" w:lineRule="auto"/>
-              <w:jc w:val="left"/>
+              <w:jc w:val="center"/>
             </w:pPr>
             <w:r/>
             <w:r>
@@ -989,7 +989,7 @@
           <w:p>
             <w:pPr>
               <w:spacing w:after="0" w:line="312" w:lineRule="auto"/>
-              <w:jc w:val="left"/>
+              <w:jc w:val="center"/>
             </w:pPr>
             <w:r/>
             <w:r>
@@ -1015,7 +1015,7 @@
           <w:p>
             <w:pPr>
               <w:spacing w:after="0" w:line="312" w:lineRule="auto"/>
-              <w:jc w:val="left"/>
+              <w:jc w:val="center"/>
             </w:pPr>
             <w:r/>
             <w:r>
@@ -1041,7 +1041,7 @@
           <w:p>
             <w:pPr>
               <w:spacing w:after="0" w:line="312" w:lineRule="auto"/>
-              <w:jc w:val="left"/>
+              <w:jc w:val="center"/>
             </w:pPr>
             <w:r/>
             <w:r>
@@ -1056,7 +1056,7 @@
       </w:tr>
       <w:tr>
         <w:trPr>
-          <w:trHeight w:val="568" w:hRule="atLeast"/>
+          <w:trHeight w:val="725" w:hRule="atLeast"/>
         </w:trPr>
         <w:tc>
           <w:tcPr>
@@ -1072,7 +1072,7 @@
           <w:p>
             <w:pPr>
               <w:spacing w:after="0" w:line="312" w:lineRule="auto"/>
-              <w:jc w:val="left"/>
+              <w:jc w:val="center"/>
             </w:pPr>
             <w:r/>
             <w:r>
@@ -1098,7 +1098,7 @@
           <w:p>
             <w:pPr>
               <w:spacing w:after="0" w:line="312" w:lineRule="auto"/>
-              <w:jc w:val="left"/>
+              <w:jc w:val="center"/>
             </w:pPr>
             <w:r/>
             <w:r>
@@ -1124,7 +1124,7 @@
           <w:p>
             <w:pPr>
               <w:spacing w:after="0" w:line="312" w:lineRule="auto"/>
-              <w:jc w:val="left"/>
+              <w:jc w:val="center"/>
             </w:pPr>
             <w:r/>
             <w:r>
@@ -1150,7 +1150,7 @@
           <w:p>
             <w:pPr>
               <w:spacing w:after="0" w:line="312" w:lineRule="auto"/>
-              <w:jc w:val="left"/>
+              <w:jc w:val="center"/>
             </w:pPr>
             <w:r/>
             <w:r>
@@ -1176,7 +1176,7 @@
           <w:p>
             <w:pPr>
               <w:spacing w:after="0" w:line="312" w:lineRule="auto"/>
-              <w:jc w:val="left"/>
+              <w:jc w:val="center"/>
             </w:pPr>
             <w:r/>
             <w:r>
@@ -1202,7 +1202,7 @@
           <w:p>
             <w:pPr>
               <w:spacing w:after="0" w:line="312" w:lineRule="auto"/>
-              <w:jc w:val="left"/>
+              <w:jc w:val="center"/>
             </w:pPr>
             <w:r/>
             <w:r>
@@ -1217,7 +1217,7 @@
       </w:tr>
       <w:tr>
         <w:trPr>
-          <w:trHeight w:val="568" w:hRule="atLeast"/>
+          <w:trHeight w:val="725" w:hRule="atLeast"/>
         </w:trPr>
         <w:tc>
           <w:tcPr>
@@ -1233,7 +1233,7 @@
           <w:p>
             <w:pPr>
               <w:spacing w:after="0" w:line="312" w:lineRule="auto"/>
-              <w:jc w:val="left"/>
+              <w:jc w:val="center"/>
             </w:pPr>
             <w:r/>
             <w:r>
@@ -1259,7 +1259,7 @@
           <w:p>
             <w:pPr>
               <w:spacing w:after="0" w:line="312" w:lineRule="auto"/>
-              <w:jc w:val="left"/>
+              <w:jc w:val="center"/>
             </w:pPr>
             <w:r/>
             <w:r>
@@ -1285,7 +1285,7 @@
           <w:p>
             <w:pPr>
               <w:spacing w:after="0" w:line="312" w:lineRule="auto"/>
-              <w:jc w:val="left"/>
+              <w:jc w:val="center"/>
             </w:pPr>
             <w:r/>
             <w:r>
@@ -1311,7 +1311,7 @@
           <w:p>
             <w:pPr>
               <w:spacing w:after="0" w:line="312" w:lineRule="auto"/>
-              <w:jc w:val="left"/>
+              <w:jc w:val="center"/>
             </w:pPr>
             <w:r/>
             <w:r>
@@ -1337,7 +1337,7 @@
           <w:p>
             <w:pPr>
               <w:spacing w:after="0" w:line="312" w:lineRule="auto"/>
-              <w:jc w:val="left"/>
+              <w:jc w:val="center"/>
             </w:pPr>
             <w:r/>
             <w:r>
@@ -1363,7 +1363,7 @@
           <w:p>
             <w:pPr>
               <w:spacing w:after="0" w:line="312" w:lineRule="auto"/>
-              <w:jc w:val="left"/>
+              <w:jc w:val="center"/>
             </w:pPr>
             <w:r/>
             <w:r>
@@ -1378,7 +1378,7 @@
       </w:tr>
       <w:tr>
         <w:trPr>
-          <w:trHeight w:val="568" w:hRule="atLeast"/>
+          <w:trHeight w:val="725" w:hRule="atLeast"/>
         </w:trPr>
         <w:tc>
           <w:tcPr>
@@ -1394,7 +1394,7 @@
           <w:p>
             <w:pPr>
               <w:spacing w:after="0" w:line="312" w:lineRule="auto"/>
-              <w:jc w:val="left"/>
+              <w:jc w:val="center"/>
             </w:pPr>
             <w:r/>
             <w:r>
@@ -1420,7 +1420,7 @@
           <w:p>
             <w:pPr>
               <w:spacing w:after="0" w:line="312" w:lineRule="auto"/>
-              <w:jc w:val="left"/>
+              <w:jc w:val="center"/>
             </w:pPr>
             <w:r/>
             <w:r>
@@ -1446,7 +1446,7 @@
           <w:p>
             <w:pPr>
               <w:spacing w:after="0" w:line="312" w:lineRule="auto"/>
-              <w:jc w:val="left"/>
+              <w:jc w:val="center"/>
             </w:pPr>
             <w:r/>
             <w:r>
@@ -1472,7 +1472,7 @@
           <w:p>
             <w:pPr>
               <w:spacing w:after="0" w:line="312" w:lineRule="auto"/>
-              <w:jc w:val="left"/>
+              <w:jc w:val="center"/>
             </w:pPr>
             <w:r/>
             <w:r>
@@ -1498,7 +1498,7 @@
           <w:p>
             <w:pPr>
               <w:spacing w:after="0" w:line="312" w:lineRule="auto"/>
-              <w:jc w:val="left"/>
+              <w:jc w:val="center"/>
             </w:pPr>
             <w:r/>
             <w:r>
@@ -1524,7 +1524,7 @@
           <w:p>
             <w:pPr>
               <w:spacing w:after="0" w:line="312" w:lineRule="auto"/>
-              <w:jc w:val="left"/>
+              <w:jc w:val="center"/>
             </w:pPr>
             <w:r/>
             <w:r>
@@ -1540,7 +1540,7 @@
     </w:tbl>
     <w:p>
       <w:pPr>
-        <w:spacing w:after="50" w:before="0" w:line="312" w:lineRule="auto"/>
+        <w:spacing w:after="64" w:before="0" w:line="312" w:lineRule="auto"/>
         <w:jc w:val="left"/>
       </w:pPr>
       <w:r>
@@ -1568,7 +1568,7 @@
       </w:tblGrid>
       <w:tr>
         <w:trPr>
-          <w:trHeight w:val="568" w:hRule="atLeast"/>
+          <w:trHeight w:val="725" w:hRule="atLeast"/>
         </w:trPr>
         <w:tc>
           <w:tcPr>
@@ -1710,7 +1710,7 @@
       </w:tr>
       <w:tr>
         <w:trPr>
-          <w:trHeight w:val="568" w:hRule="atLeast"/>
+          <w:trHeight w:val="725" w:hRule="atLeast"/>
         </w:trPr>
         <w:tc>
           <w:tcPr>
@@ -1853,7 +1853,7 @@
     </w:tbl>
     <w:p>
       <w:pPr>
-        <w:spacing w:after="50" w:before="0" w:line="312" w:lineRule="auto"/>
+        <w:spacing w:after="64" w:before="0" w:line="312" w:lineRule="auto"/>
         <w:jc w:val="left"/>
       </w:pPr>
       <w:r>
@@ -1866,7 +1866,7 @@
     </w:p>
     <w:p>
       <w:pPr>
-        <w:spacing w:after="50" w:before="125" w:line="312" w:lineRule="auto"/>
+        <w:spacing w:after="64" w:before="160" w:line="312" w:lineRule="auto"/>
         <w:jc w:val="left"/>
       </w:pPr>
       <w:r>
@@ -1880,7 +1880,7 @@
     </w:p>
     <w:p>
       <w:pPr>
-        <w:spacing w:after="50" w:before="0" w:line="312" w:lineRule="auto"/>
+        <w:spacing w:after="64" w:before="0" w:line="312" w:lineRule="auto"/>
         <w:ind w:left="170"/>
         <w:jc w:val="both"/>
       </w:pPr>
@@ -1895,7 +1895,7 @@
     </w:p>
     <w:p>
       <w:pPr>
-        <w:spacing w:after="50" w:before="125" w:line="312" w:lineRule="auto"/>
+        <w:spacing w:after="64" w:before="160" w:line="312" w:lineRule="auto"/>
         <w:jc w:val="left"/>
       </w:pPr>
       <w:r>
@@ -1909,7 +1909,7 @@
     </w:p>
     <w:p>
       <w:pPr>
-        <w:spacing w:after="50" w:before="0" w:line="312" w:lineRule="auto"/>
+        <w:spacing w:after="64" w:before="0" w:line="312" w:lineRule="auto"/>
         <w:ind w:left="170"/>
         <w:jc w:val="both"/>
       </w:pPr>
@@ -1924,7 +1924,7 @@
     </w:p>
     <w:p>
       <w:pPr>
-        <w:spacing w:after="50" w:before="125" w:line="312" w:lineRule="auto"/>
+        <w:spacing w:after="64" w:before="160" w:line="312" w:lineRule="auto"/>
         <w:jc w:val="left"/>
       </w:pPr>
       <w:r>
@@ -1938,7 +1938,7 @@
     </w:p>
     <w:p>
       <w:pPr>
-        <w:spacing w:after="50" w:before="0" w:line="312" w:lineRule="auto"/>
+        <w:spacing w:after="64" w:before="0" w:line="312" w:lineRule="auto"/>
         <w:ind w:left="170"/>
         <w:jc w:val="both"/>
       </w:pPr>
@@ -1953,7 +1953,7 @@
     </w:p>
     <w:p>
       <w:pPr>
-        <w:spacing w:after="50" w:before="125" w:line="312" w:lineRule="auto"/>
+        <w:spacing w:after="64" w:before="160" w:line="312" w:lineRule="auto"/>
         <w:jc w:val="left"/>
       </w:pPr>
       <w:r>
@@ -1967,7 +1967,7 @@
     </w:p>
     <w:p>
       <w:pPr>
-        <w:spacing w:after="50" w:before="0" w:line="312" w:lineRule="auto"/>
+        <w:spacing w:after="64" w:before="0" w:line="312" w:lineRule="auto"/>
         <w:ind w:left="170"/>
         <w:jc w:val="both"/>
       </w:pPr>
@@ -1982,7 +1982,7 @@
     </w:p>
     <w:p>
       <w:pPr>
-        <w:spacing w:after="50" w:before="0" w:line="312" w:lineRule="auto"/>
+        <w:spacing w:after="64" w:before="0" w:line="312" w:lineRule="auto"/>
         <w:ind w:left="170"/>
         <w:jc w:val="both"/>
       </w:pPr>
@@ -1997,7 +1997,7 @@
     </w:p>
     <w:p>
       <w:pPr>
-        <w:spacing w:after="50" w:before="125" w:line="312" w:lineRule="auto"/>
+        <w:spacing w:after="64" w:before="160" w:line="312" w:lineRule="auto"/>
         <w:jc w:val="left"/>
       </w:pPr>
       <w:r>
@@ -2011,7 +2011,7 @@
     </w:p>
     <w:p>
       <w:pPr>
-        <w:spacing w:after="50" w:before="0" w:line="312" w:lineRule="auto"/>
+        <w:spacing w:after="64" w:before="0" w:line="312" w:lineRule="auto"/>
         <w:ind w:left="170"/>
         <w:jc w:val="both"/>
       </w:pPr>
@@ -2026,7 +2026,7 @@
     </w:p>
     <w:p>
       <w:pPr>
-        <w:spacing w:after="50" w:before="125" w:line="312" w:lineRule="auto"/>
+        <w:spacing w:after="64" w:before="160" w:line="312" w:lineRule="auto"/>
         <w:jc w:val="left"/>
       </w:pPr>
       <w:r>
@@ -2040,7 +2040,7 @@
     </w:p>
     <w:p>
       <w:pPr>
-        <w:spacing w:after="50" w:before="0" w:line="312" w:lineRule="auto"/>
+        <w:spacing w:after="64" w:before="0" w:line="312" w:lineRule="auto"/>
         <w:ind w:left="170"/>
         <w:jc w:val="both"/>
       </w:pPr>
@@ -2055,7 +2055,7 @@
     </w:p>
     <w:p>
       <w:pPr>
-        <w:spacing w:after="50" w:before="0" w:line="312" w:lineRule="auto"/>
+        <w:spacing w:after="64" w:before="0" w:line="312" w:lineRule="auto"/>
         <w:ind w:left="170"/>
         <w:jc w:val="both"/>
       </w:pPr>
@@ -2070,7 +2070,7 @@
     </w:p>
     <w:p>
       <w:pPr>
-        <w:spacing w:after="50" w:before="125" w:line="312" w:lineRule="auto"/>
+        <w:spacing w:after="64" w:before="160" w:line="312" w:lineRule="auto"/>
         <w:jc w:val="left"/>
       </w:pPr>
       <w:r>
@@ -2084,7 +2084,7 @@
     </w:p>
     <w:p>
       <w:pPr>
-        <w:spacing w:after="50" w:before="0" w:line="312" w:lineRule="auto"/>
+        <w:spacing w:after="64" w:before="0" w:line="312" w:lineRule="auto"/>
         <w:ind w:left="170"/>
         <w:jc w:val="both"/>
       </w:pPr>
@@ -2099,7 +2099,7 @@
     </w:p>
     <w:p>
       <w:pPr>
-        <w:spacing w:after="50" w:before="0" w:line="312" w:lineRule="auto"/>
+        <w:spacing w:after="64" w:before="0" w:line="312" w:lineRule="auto"/>
         <w:ind w:left="170"/>
         <w:jc w:val="both"/>
       </w:pPr>
@@ -2114,7 +2114,7 @@
     </w:p>
     <w:p>
       <w:pPr>
-        <w:spacing w:after="50" w:before="125" w:line="312" w:lineRule="auto"/>
+        <w:spacing w:after="64" w:before="160" w:line="312" w:lineRule="auto"/>
         <w:jc w:val="left"/>
       </w:pPr>
       <w:r>
@@ -2128,7 +2128,7 @@
     </w:p>
     <w:p>
       <w:pPr>
-        <w:spacing w:after="50" w:before="0" w:line="312" w:lineRule="auto"/>
+        <w:spacing w:after="64" w:before="0" w:line="312" w:lineRule="auto"/>
         <w:ind w:left="170"/>
         <w:jc w:val="both"/>
       </w:pPr>
@@ -2143,7 +2143,7 @@
     </w:p>
     <w:p>
       <w:pPr>
-        <w:spacing w:after="50" w:before="125" w:line="312" w:lineRule="auto"/>
+        <w:spacing w:after="64" w:before="160" w:line="312" w:lineRule="auto"/>
         <w:jc w:val="left"/>
       </w:pPr>
       <w:r>
@@ -2157,7 +2157,7 @@
     </w:p>
     <w:p>
       <w:pPr>
-        <w:spacing w:after="50" w:before="0" w:line="312" w:lineRule="auto"/>
+        <w:spacing w:after="64" w:before="0" w:line="312" w:lineRule="auto"/>
         <w:ind w:left="170"/>
         <w:jc w:val="both"/>
       </w:pPr>
@@ -2172,7 +2172,7 @@
     </w:p>
     <w:p>
       <w:pPr>
-        <w:spacing w:after="50" w:before="125" w:line="312" w:lineRule="auto"/>
+        <w:spacing w:after="64" w:before="160" w:line="312" w:lineRule="auto"/>
         <w:jc w:val="left"/>
       </w:pPr>
       <w:r>
@@ -2186,7 +2186,7 @@
     </w:p>
     <w:p>
       <w:pPr>
-        <w:spacing w:after="50" w:before="0" w:line="312" w:lineRule="auto"/>
+        <w:spacing w:after="64" w:before="0" w:line="312" w:lineRule="auto"/>
         <w:ind w:left="170"/>
         <w:jc w:val="both"/>
       </w:pPr>
@@ -2201,7 +2201,7 @@
     </w:p>
     <w:p>
       <w:pPr>
-        <w:spacing w:after="50" w:before="100" w:line="312" w:lineRule="auto"/>
+        <w:spacing w:after="64" w:before="128" w:line="312" w:lineRule="auto"/>
         <w:jc w:val="left"/>
         <w:pBdr>
           <w:bottom w:val="single" w:sz="6" w:space="2" w:color="C9D2DD"/>
@@ -2228,7 +2228,7 @@
     </w:p>
     <w:p>
       <w:pPr>
-        <w:spacing w:after="50" w:before="0" w:line="312" w:lineRule="auto"/>
+        <w:spacing w:after="64" w:before="0" w:line="312" w:lineRule="auto"/>
         <w:jc w:val="left"/>
       </w:pPr>
       <w:r>
@@ -2254,7 +2254,7 @@
       </w:tblGrid>
       <w:tr>
         <w:trPr>
-          <w:trHeight w:val="1562" w:hRule="atLeast"/>
+          <w:trHeight w:val="1995" w:hRule="atLeast"/>
         </w:trPr>
         <w:tc>
           <w:tcPr>
@@ -2277,7 +2277,7 @@
               <w:rPr>
                 <w:rFonts w:ascii="Malgun Gothic" w:hAnsi="Malgun Gothic" w:eastAsia="Malgun Gothic" w:cs="Malgun Gothic"/>
                 <w:b w:val="0"/>
-                <w:sz w:val="20"/>
+                <w:sz w:val="19"/>
               </w:rPr>
             </w:r>
           </w:p>
@@ -2286,7 +2286,7 @@
     </w:tbl>
     <w:p>
       <w:pPr>
-        <w:spacing w:after="50" w:before="0" w:line="312" w:lineRule="auto"/>
+        <w:spacing w:after="64" w:before="0" w:line="312" w:lineRule="auto"/>
         <w:jc w:val="left"/>
       </w:pPr>
       <w:r>
@@ -2299,7 +2299,7 @@
     </w:p>
     <w:p>
       <w:pPr>
-        <w:spacing w:after="50" w:before="0" w:line="312" w:lineRule="auto"/>
+        <w:spacing w:after="64" w:before="0" w:line="312" w:lineRule="auto"/>
         <w:jc w:val="center"/>
       </w:pPr>
       <w:r>
@@ -2313,7 +2313,7 @@
     </w:p>
     <w:p>
       <w:pPr>
-        <w:spacing w:after="100" w:before="100" w:line="312" w:lineRule="auto"/>
+        <w:spacing w:after="128" w:before="128" w:line="312" w:lineRule="auto"/>
         <w:jc w:val="center"/>
       </w:pPr>
       <w:r>
@@ -2327,7 +2327,7 @@
     </w:p>
     <w:p>
       <w:pPr>
-        <w:spacing w:after="100" w:before="0" w:line="312" w:lineRule="auto"/>
+        <w:spacing w:after="128" w:before="0" w:line="312" w:lineRule="auto"/>
         <w:jc w:val="right"/>
       </w:pPr>
       <w:r>
@@ -2341,7 +2341,7 @@
     </w:p>
     <w:p>
       <w:pPr>
-        <w:spacing w:after="100" w:before="0" w:line="312" w:lineRule="auto"/>
+        <w:spacing w:after="128" w:before="0" w:line="312" w:lineRule="auto"/>
         <w:jc w:val="right"/>
       </w:pPr>
       <w:r>
@@ -2355,7 +2355,7 @@
     </w:p>
     <w:p>
       <w:pPr>
-        <w:spacing w:after="0" w:before="75" w:line="312" w:lineRule="auto"/>
+        <w:spacing w:after="0" w:before="96" w:line="312" w:lineRule="auto"/>
         <w:jc w:val="left"/>
       </w:pPr>
       <w:r>
